--- a/ML/ML_10/21-06-2026_ML10_ROC_AUC_CrossValidation_Notes.docx
+++ b/ML/ML_10/21-06-2026_ML10_ROC_AUC_CrossValidation_Notes.docx
@@ -52,7 +52,7 @@
           <w:sz w:val="20"/>
           <w:szCs w:val="20"/>
         </w:rPr>
-        <w:t xml:space="preserve">Pipeline (Sequential) vs ColumnTransformer (Parallel)  |  Custom Threshold Selection  |  TPR/FPR &amp; ROC Curve  |  AUC  |  Cross-Validation &amp; Stratified K-Fold</w:t>
+        <w:t xml:space="preserve">Pipeline (Sequential) vs ColumnTransformer (Parallel)  |  Custom Threshold Selection  |  TPR/FPR &amp; ROC Curve  |  AUC  |  Cross-Validation &amp; Stratified K-Fold  |  Senior Engineer Notes</w:t>
       </w:r>
     </w:p>
     <w:p>
@@ -13470,6 +13470,870 @@
     </w:p>
     <w:p>
       <w:pPr>
+        <w:pStyle w:val="Heading1"/>
+      </w:pPr>
+      <w:r>
+        <w:rPr>
+          <w:rFonts w:ascii="Arial" w:cs="Arial" w:eastAsia="Arial" w:hAnsi="Arial"/>
+        </w:rPr>
+        <w:t xml:space="preserve">17. Senior Engineer Notes — What Experience Adds Beyond the Theory</w:t>
+      </w:r>
+    </w:p>
+    <w:p>
+      <w:r>
+        <w:rPr>
+          <w:rFonts w:ascii="Arial" w:cs="Arial" w:eastAsia="Arial" w:hAnsi="Arial"/>
+          <w:color w:val="1F2937"/>
+        </w:rPr>
+        <w:t xml:space="preserve">Everything above is correct and matches the lecture. This section adds the layer that usually only shows up after you've been burned by it once in a real project — the gap between "the math checks out" and "this works reliably in production."</w:t>
+      </w:r>
+    </w:p>
+    <w:p>
+      <w:r>
+        <w:rPr>
+          <w:rFonts w:ascii="Arial" w:cs="Arial" w:eastAsia="Arial" w:hAnsi="Arial"/>
+          <w:sz w:val="24"/>
+          <w:szCs w:val="24"/>
+        </w:rPr>
+        <w:t xml:space="preserve"> </w:t>
+      </w:r>
+    </w:p>
+    <w:p>
+      <w:pPr>
+        <w:pStyle w:val="Heading2"/>
+      </w:pPr>
+      <w:r>
+        <w:rPr>
+          <w:rFonts w:ascii="Arial" w:cs="Arial" w:eastAsia="Arial" w:hAnsi="Arial"/>
+        </w:rPr>
+        <w:t xml:space="preserve">17.1  AUC Is a Threshold-Agnostic Average — It Can Hide a Model That's Bad at the Threshold You Actually Use</w:t>
+      </w:r>
+    </w:p>
+    <w:tbl>
+      <w:tblPr>
+        <w:tblW w:type="dxa" w:w="9360"/>
+        <w:tblBorders>
+          <w:top w:val="single" w:color="auto" w:sz="4"/>
+          <w:left w:val="single" w:color="auto" w:sz="4"/>
+          <w:bottom w:val="single" w:color="auto" w:sz="4"/>
+          <w:right w:val="single" w:color="auto" w:sz="4"/>
+          <w:insideH w:val="single" w:color="auto" w:sz="4"/>
+          <w:insideV w:val="single" w:color="auto" w:sz="4"/>
+        </w:tblBorders>
+      </w:tblPr>
+      <w:tblGrid>
+        <w:gridCol w:w="9360"/>
+      </w:tblGrid>
+      <w:tr>
+        <w:tc>
+          <w:tcPr>
+            <w:tcW w:type="dxa" w:w="9360"/>
+            <w:tcBorders>
+              <w:top w:val="none" w:color="FFFFFF" w:sz="0"/>
+              <w:left w:val="none" w:color="FFFFFF" w:sz="0"/>
+              <w:bottom w:val="none" w:color="FFFFFF" w:sz="0"/>
+              <w:right w:val="none" w:color="FFFFFF" w:sz="0"/>
+            </w:tcBorders>
+            <w:shd w:fill="FEE2E2" w:val="clear"/>
+            <w:tcMar>
+              <w:top w:type="dxa" w:w="140"/>
+              <w:left w:type="dxa" w:w="180"/>
+              <w:bottom w:type="dxa" w:w="140"/>
+              <w:right w:type="dxa" w:w="180"/>
+            </w:tcMar>
+          </w:tcPr>
+          <w:p>
+            <w:pPr>
+              <w:spacing w:after="60"/>
+            </w:pPr>
+            <w:r>
+              <w:rPr>
+                <w:rFonts w:ascii="Arial" w:cs="Arial" w:eastAsia="Arial" w:hAnsi="Arial"/>
+                <w:b/>
+                <w:bCs/>
+                <w:color w:val="B91C1C"/>
+                <w:sz w:val="20"/>
+                <w:szCs w:val="20"/>
+              </w:rPr>
+              <w:t xml:space="preserve">⚠️  Section 6's AUC comparison ranks models across all thresholds — but you only ever deploy at one.  </w:t>
+            </w:r>
+            <w:r>
+              <w:rPr>
+                <w:rFonts w:ascii="Arial" w:cs="Arial" w:eastAsia="Arial" w:hAnsi="Arial"/>
+                <w:color w:val="1F2937"/>
+                <w:sz w:val="20"/>
+                <w:szCs w:val="20"/>
+              </w:rPr>
+              <w:t xml:space="preserve">Two models can have nearly identical AUC while one is dramatically better specifically in the low-FPR region a fraud or medical-screening system actually operates in, and worse everywhere else that doesn't matter for deployment. Picking a model by AUC alone, without looking at the ROC curve's shape in the specific operating region you'll threshold at, is a common way to ship a model that scores well in a report but underperforms at the actual cutoff used in production. Always inspect the curve near your intended operating point, not just the single summary number.</w:t>
+            </w:r>
+          </w:p>
+        </w:tc>
+      </w:tr>
+    </w:tbl>
+    <w:p>
+      <w:r>
+        <w:rPr>
+          <w:rFonts w:ascii="Arial" w:cs="Arial" w:eastAsia="Arial" w:hAnsi="Arial"/>
+          <w:sz w:val="24"/>
+          <w:szCs w:val="24"/>
+        </w:rPr>
+        <w:t xml:space="preserve"> </w:t>
+      </w:r>
+    </w:p>
+    <w:p>
+      <w:pPr>
+        <w:pStyle w:val="Heading2"/>
+      </w:pPr>
+      <w:r>
+        <w:rPr>
+          <w:rFonts w:ascii="Arial" w:cs="Arial" w:eastAsia="Arial" w:hAnsi="Arial"/>
+        </w:rPr>
+        <w:t xml:space="preserve">17.2  Youden's J and Distance-to-Corner Don't Know About Real-World Error Costs</w:t>
+      </w:r>
+    </w:p>
+    <w:tbl>
+      <w:tblPr>
+        <w:tblW w:type="dxa" w:w="9360"/>
+        <w:tblBorders>
+          <w:top w:val="single" w:color="auto" w:sz="4"/>
+          <w:left w:val="single" w:color="auto" w:sz="4"/>
+          <w:bottom w:val="single" w:color="auto" w:sz="4"/>
+          <w:right w:val="single" w:color="auto" w:sz="4"/>
+          <w:insideH w:val="single" w:color="auto" w:sz="4"/>
+          <w:insideV w:val="single" w:color="auto" w:sz="4"/>
+        </w:tblBorders>
+      </w:tblPr>
+      <w:tblGrid>
+        <w:gridCol w:w="9360"/>
+      </w:tblGrid>
+      <w:tr>
+        <w:tc>
+          <w:tcPr>
+            <w:tcW w:type="dxa" w:w="9360"/>
+            <w:tcBorders>
+              <w:top w:val="none" w:color="FFFFFF" w:sz="0"/>
+              <w:left w:val="none" w:color="FFFFFF" w:sz="0"/>
+              <w:bottom w:val="none" w:color="FFFFFF" w:sz="0"/>
+              <w:right w:val="none" w:color="FFFFFF" w:sz="0"/>
+            </w:tcBorders>
+            <w:shd w:fill="FFEDD5" w:val="clear"/>
+            <w:tcMar>
+              <w:top w:type="dxa" w:w="140"/>
+              <w:left w:type="dxa" w:w="180"/>
+              <w:bottom w:type="dxa" w:w="140"/>
+              <w:right w:type="dxa" w:w="180"/>
+            </w:tcMar>
+          </w:tcPr>
+          <w:p>
+            <w:pPr>
+              <w:spacing w:after="60"/>
+            </w:pPr>
+            <w:r>
+              <w:rPr>
+                <w:rFonts w:ascii="Arial" w:cs="Arial" w:eastAsia="Arial" w:hAnsi="Arial"/>
+                <w:b/>
+                <w:bCs/>
+                <w:color w:val="C2410C"/>
+                <w:sz w:val="20"/>
+                <w:szCs w:val="20"/>
+              </w:rPr>
+              <w:t xml:space="preserve">⚠️  Section 7's two methods both implicitly treat a false positive and a false negative as equally costly.  </w:t>
+            </w:r>
+            <w:r>
+              <w:rPr>
+                <w:rFonts w:ascii="Arial" w:cs="Arial" w:eastAsia="Arial" w:hAnsi="Arial"/>
+                <w:color w:val="1F2937"/>
+                <w:sz w:val="20"/>
+                <w:szCs w:val="20"/>
+              </w:rPr>
+              <w:t xml:space="preserve">Youden's J (TPR−FPR) and distance-to-corner both find the threshold that's mathematically "best" under an assumption of symmetric error cost — which is rarely true in practice (medical screening, fraud detection, and churn prediction all have asymmetric costs, same theme as ML-8's 0.5-threshold note). Using either formula as a drop-in replacement for an actual cost-weighted threshold search (e.g. directly optimizing expected cost = cost_FN×FN + cost_FP×FP) is a common shortcut that produces a threshold that's elegant on the ROC curve but wrong for the business problem.</w:t>
+            </w:r>
+          </w:p>
+        </w:tc>
+      </w:tr>
+    </w:tbl>
+    <w:p>
+      <w:r>
+        <w:rPr>
+          <w:rFonts w:ascii="Arial" w:cs="Arial" w:eastAsia="Arial" w:hAnsi="Arial"/>
+          <w:sz w:val="24"/>
+          <w:szCs w:val="24"/>
+        </w:rPr>
+        <w:t xml:space="preserve"> </w:t>
+      </w:r>
+    </w:p>
+    <w:p>
+      <w:pPr>
+        <w:pStyle w:val="Heading2"/>
+      </w:pPr>
+      <w:r>
+        <w:rPr>
+          <w:rFonts w:ascii="Arial" w:cs="Arial" w:eastAsia="Arial" w:hAnsi="Arial"/>
+        </w:rPr>
+        <w:t xml:space="preserve">17.3  K-Fold CV Assumes Rows Are Independent — Violating This Silently Inflates Scores</w:t>
+      </w:r>
+    </w:p>
+    <w:tbl>
+      <w:tblPr>
+        <w:tblW w:type="dxa" w:w="9360"/>
+        <w:tblBorders>
+          <w:top w:val="single" w:color="auto" w:sz="4"/>
+          <w:left w:val="single" w:color="auto" w:sz="4"/>
+          <w:bottom w:val="single" w:color="auto" w:sz="4"/>
+          <w:right w:val="single" w:color="auto" w:sz="4"/>
+          <w:insideH w:val="single" w:color="auto" w:sz="4"/>
+          <w:insideV w:val="single" w:color="auto" w:sz="4"/>
+        </w:tblBorders>
+      </w:tblPr>
+      <w:tblGrid>
+        <w:gridCol w:w="9360"/>
+      </w:tblGrid>
+      <w:tr>
+        <w:tc>
+          <w:tcPr>
+            <w:tcW w:type="dxa" w:w="9360"/>
+            <w:tcBorders>
+              <w:top w:val="none" w:color="FFFFFF" w:sz="0"/>
+              <w:left w:val="none" w:color="FFFFFF" w:sz="0"/>
+              <w:bottom w:val="none" w:color="FFFFFF" w:sz="0"/>
+              <w:right w:val="none" w:color="FFFFFF" w:sz="0"/>
+            </w:tcBorders>
+            <w:shd w:fill="FEE2E2" w:val="clear"/>
+            <w:tcMar>
+              <w:top w:type="dxa" w:w="140"/>
+              <w:left w:type="dxa" w:w="180"/>
+              <w:bottom w:type="dxa" w:w="140"/>
+              <w:right w:type="dxa" w:w="180"/>
+            </w:tcMar>
+          </w:tcPr>
+          <w:p>
+            <w:pPr>
+              <w:spacing w:after="60"/>
+            </w:pPr>
+            <w:r>
+              <w:rPr>
+                <w:rFonts w:ascii="Arial" w:cs="Arial" w:eastAsia="Arial" w:hAnsi="Arial"/>
+                <w:b/>
+                <w:bCs/>
+                <w:color w:val="B91C1C"/>
+                <w:sz w:val="20"/>
+                <w:szCs w:val="20"/>
+              </w:rPr>
+              <w:t xml:space="preserve">🚨  Section 9's fold mechanics work cleanly on i.i.d. rows — most real datasets aren't i.i.d.  </w:t>
+            </w:r>
+            <w:r>
+              <w:rPr>
+                <w:rFonts w:ascii="Arial" w:cs="Arial" w:eastAsia="Arial" w:hAnsi="Arial"/>
+                <w:color w:val="1F2937"/>
+                <w:sz w:val="20"/>
+                <w:szCs w:val="20"/>
+              </w:rPr>
+              <w:t xml:space="preserve">If multiple rows come from the same underlying entity (repeated measurements from the same patient, multiple transactions from the same customer, time-ordered events), plain K-Fold can place highly correlated rows from the same entity into both train and validation within a fold — leaking information and producing an optimistic CV score that won't hold up on genuinely new entities. The fix is GroupKFold (split by entity, not by row) or, for time-series data, a time-respecting split (TimeSeriesSplit) instead of random folds. This is one of the most common reasons a CV score looks great in development and the model still underperforms after deployment.</w:t>
+            </w:r>
+          </w:p>
+        </w:tc>
+      </w:tr>
+    </w:tbl>
+    <w:p>
+      <w:r>
+        <w:rPr>
+          <w:rFonts w:ascii="Arial" w:cs="Arial" w:eastAsia="Arial" w:hAnsi="Arial"/>
+          <w:sz w:val="24"/>
+          <w:szCs w:val="24"/>
+        </w:rPr>
+        <w:t xml:space="preserve"> </w:t>
+      </w:r>
+    </w:p>
+    <w:p>
+      <w:pPr>
+        <w:pStyle w:val="Heading2"/>
+      </w:pPr>
+      <w:r>
+        <w:rPr>
+          <w:rFonts w:ascii="Arial" w:cs="Arial" w:eastAsia="Arial" w:hAnsi="Arial"/>
+        </w:rPr>
+        <w:t xml:space="preserve">17.4  Comparing Two Hyperparameter Settings by Averaged CV Score Alone Ignores Variance Across Folds</w:t>
+      </w:r>
+    </w:p>
+    <w:tbl>
+      <w:tblPr>
+        <w:tblW w:type="dxa" w:w="9360"/>
+        <w:tblBorders>
+          <w:top w:val="single" w:color="auto" w:sz="4"/>
+          <w:left w:val="single" w:color="auto" w:sz="4"/>
+          <w:bottom w:val="single" w:color="auto" w:sz="4"/>
+          <w:right w:val="single" w:color="auto" w:sz="4"/>
+          <w:insideH w:val="single" w:color="auto" w:sz="4"/>
+          <w:insideV w:val="single" w:color="auto" w:sz="4"/>
+        </w:tblBorders>
+      </w:tblPr>
+      <w:tblGrid>
+        <w:gridCol w:w="9360"/>
+      </w:tblGrid>
+      <w:tr>
+        <w:tc>
+          <w:tcPr>
+            <w:tcW w:type="dxa" w:w="9360"/>
+            <w:tcBorders>
+              <w:top w:val="none" w:color="FFFFFF" w:sz="0"/>
+              <w:left w:val="none" w:color="FFFFFF" w:sz="0"/>
+              <w:bottom w:val="none" w:color="FFFFFF" w:sz="0"/>
+              <w:right w:val="none" w:color="FFFFFF" w:sz="0"/>
+            </w:tcBorders>
+            <w:shd w:fill="FFEDD5" w:val="clear"/>
+            <w:tcMar>
+              <w:top w:type="dxa" w:w="140"/>
+              <w:left w:type="dxa" w:w="180"/>
+              <w:bottom w:type="dxa" w:w="140"/>
+              <w:right w:type="dxa" w:w="180"/>
+            </w:tcMar>
+          </w:tcPr>
+          <w:p>
+            <w:pPr>
+              <w:spacing w:after="60"/>
+            </w:pPr>
+            <w:r>
+              <w:rPr>
+                <w:rFonts w:ascii="Arial" w:cs="Arial" w:eastAsia="Arial" w:hAnsi="Arial"/>
+                <w:b/>
+                <w:bCs/>
+                <w:color w:val="C2410C"/>
+                <w:sz w:val="20"/>
+                <w:szCs w:val="20"/>
+              </w:rPr>
+              <w:t xml:space="preserve">⚠️  Section 10's averaging step (96/84/90/80/80 → one number) can mask a setting that's unstable.  </w:t>
+            </w:r>
+            <w:r>
+              <w:rPr>
+                <w:rFonts w:ascii="Arial" w:cs="Arial" w:eastAsia="Arial" w:hAnsi="Arial"/>
+                <w:color w:val="1F2937"/>
+                <w:sz w:val="20"/>
+                <w:szCs w:val="20"/>
+              </w:rPr>
+              <w:t xml:space="preserve">Two hyperparameter settings can have the same average CV score while one has much higher variance across folds (e.g. 96/96/96/64/68 vs 84/86/84/82/84) — the second is far more trustworthy even at an identical average, because it's not relying on a couple of lucky folds to hit that average. Comparing only the mean, without also looking at the standard deviation across folds, is a common way to pick the more fragile of two equally-scoring models.</w:t>
+            </w:r>
+          </w:p>
+        </w:tc>
+      </w:tr>
+    </w:tbl>
+    <w:p>
+      <w:r>
+        <w:rPr>
+          <w:rFonts w:ascii="Arial" w:cs="Arial" w:eastAsia="Arial" w:hAnsi="Arial"/>
+          <w:sz w:val="24"/>
+          <w:szCs w:val="24"/>
+        </w:rPr>
+        <w:t xml:space="preserve"> </w:t>
+      </w:r>
+    </w:p>
+    <w:p>
+      <w:pPr>
+        <w:pStyle w:val="Heading2"/>
+      </w:pPr>
+      <w:r>
+        <w:rPr>
+          <w:rFonts w:ascii="Arial" w:cs="Arial" w:eastAsia="Arial" w:hAnsi="Arial"/>
+        </w:rPr>
+        <w:t xml:space="preserve">17.5  A Pipeline/ColumnTransformer Hides Leaks Just as Easily as It Prevents Them</w:t>
+      </w:r>
+    </w:p>
+    <w:tbl>
+      <w:tblPr>
+        <w:tblW w:type="dxa" w:w="9360"/>
+        <w:tblBorders>
+          <w:top w:val="single" w:color="auto" w:sz="4"/>
+          <w:left w:val="single" w:color="auto" w:sz="4"/>
+          <w:bottom w:val="single" w:color="auto" w:sz="4"/>
+          <w:right w:val="single" w:color="auto" w:sz="4"/>
+          <w:insideH w:val="single" w:color="auto" w:sz="4"/>
+          <w:insideV w:val="single" w:color="auto" w:sz="4"/>
+        </w:tblBorders>
+      </w:tblPr>
+      <w:tblGrid>
+        <w:gridCol w:w="9360"/>
+      </w:tblGrid>
+      <w:tr>
+        <w:tc>
+          <w:tcPr>
+            <w:tcW w:type="dxa" w:w="9360"/>
+            <w:tcBorders>
+              <w:top w:val="none" w:color="FFFFFF" w:sz="0"/>
+              <w:left w:val="none" w:color="FFFFFF" w:sz="0"/>
+              <w:bottom w:val="none" w:color="FFFFFF" w:sz="0"/>
+              <w:right w:val="none" w:color="FFFFFF" w:sz="0"/>
+            </w:tcBorders>
+            <w:shd w:fill="FEE2E2" w:val="clear"/>
+            <w:tcMar>
+              <w:top w:type="dxa" w:w="140"/>
+              <w:left w:type="dxa" w:w="180"/>
+              <w:bottom w:type="dxa" w:w="140"/>
+              <w:right w:type="dxa" w:w="180"/>
+            </w:tcMar>
+          </w:tcPr>
+          <w:p>
+            <w:pPr>
+              <w:spacing w:after="60"/>
+            </w:pPr>
+            <w:r>
+              <w:rPr>
+                <w:rFonts w:ascii="Arial" w:cs="Arial" w:eastAsia="Arial" w:hAnsi="Arial"/>
+                <w:b/>
+                <w:bCs/>
+                <w:color w:val="B91C1C"/>
+                <w:sz w:val="20"/>
+                <w:szCs w:val="20"/>
+              </w:rPr>
+              <w:t xml:space="preserve">⚠️  Section 1's sequential-vs-parallel framing is correct, but wrapping everything in a Pipeline isn't an automatic leak guarantee.  </w:t>
+            </w:r>
+            <w:r>
+              <w:rPr>
+                <w:rFonts w:ascii="Arial" w:cs="Arial" w:eastAsia="Arial" w:hAnsi="Arial"/>
+                <w:color w:val="1F2937"/>
+                <w:sz w:val="20"/>
+                <w:szCs w:val="20"/>
+              </w:rPr>
+              <w:t xml:space="preserve">A Pipeline correctly enforces fit-on-train/transform-on-test discipline for the steps inside it — but it does nothing to prevent leakage that happens before the data ever reaches the Pipeline (e.g. computing a global feature like "average purchase amount across the whole dataset" during feature engineering, before the train/test split). Teams sometimes treat "I used a Pipeline" as proof a model is leak-free, when the Pipeline only protects the steps it actually contains — always check what happened to the data upstream of the Pipeline's first step.</w:t>
+            </w:r>
+          </w:p>
+        </w:tc>
+      </w:tr>
+    </w:tbl>
+    <w:p>
+      <w:r>
+        <w:rPr>
+          <w:rFonts w:ascii="Arial" w:cs="Arial" w:eastAsia="Arial" w:hAnsi="Arial"/>
+          <w:sz w:val="24"/>
+          <w:szCs w:val="24"/>
+        </w:rPr>
+        <w:t xml:space="preserve"> </w:t>
+      </w:r>
+    </w:p>
+    <w:p>
+      <w:pPr>
+        <w:pStyle w:val="Heading2"/>
+      </w:pPr>
+      <w:r>
+        <w:rPr>
+          <w:rFonts w:ascii="Arial" w:cs="Arial" w:eastAsia="Arial" w:hAnsi="Arial"/>
+        </w:rPr>
+        <w:t xml:space="preserve">17.6  Quick-Glance Production Checklist</w:t>
+      </w:r>
+    </w:p>
+    <w:tbl>
+      <w:tblPr>
+        <w:tblW w:type="dxa" w:w="9360"/>
+        <w:tblBorders>
+          <w:top w:val="single" w:color="auto" w:sz="4"/>
+          <w:left w:val="single" w:color="auto" w:sz="4"/>
+          <w:bottom w:val="single" w:color="auto" w:sz="4"/>
+          <w:right w:val="single" w:color="auto" w:sz="4"/>
+          <w:insideH w:val="single" w:color="auto" w:sz="4"/>
+          <w:insideV w:val="single" w:color="auto" w:sz="4"/>
+        </w:tblBorders>
+      </w:tblPr>
+      <w:tblGrid>
+        <w:gridCol w:w="4800"/>
+        <w:gridCol w:w="4560"/>
+      </w:tblGrid>
+      <w:tr>
+        <w:tc>
+          <w:tcPr>
+            <w:tcW w:type="dxa" w:w="4800"/>
+            <w:tcBorders>
+              <w:top w:val="none" w:color="FFFFFF" w:sz="0"/>
+              <w:left w:val="none" w:color="FFFFFF" w:sz="0"/>
+              <w:bottom w:val="none" w:color="FFFFFF" w:sz="0"/>
+              <w:right w:val="none" w:color="FFFFFF" w:sz="0"/>
+            </w:tcBorders>
+            <w:shd w:fill="0D1F3C" w:val="clear"/>
+            <w:tcMar>
+              <w:top w:type="dxa" w:w="100"/>
+              <w:left w:type="dxa" w:w="120"/>
+              <w:bottom w:type="dxa" w:w="100"/>
+              <w:right w:type="dxa" w:w="120"/>
+            </w:tcMar>
+            <w:vAlign w:val="center"/>
+          </w:tcPr>
+          <w:p>
+            <w:r>
+              <w:rPr>
+                <w:rFonts w:ascii="Arial" w:cs="Arial" w:eastAsia="Arial" w:hAnsi="Arial"/>
+                <w:b/>
+                <w:bCs/>
+                <w:color w:val="FFFFFF"/>
+                <w:sz w:val="19"/>
+                <w:szCs w:val="19"/>
+              </w:rPr>
+              <w:t xml:space="preserve">Before trusting an AUC/ROC result or a CV-based decision, check:</w:t>
+            </w:r>
+          </w:p>
+        </w:tc>
+        <w:tc>
+          <w:tcPr>
+            <w:tcW w:type="dxa" w:w="4560"/>
+            <w:tcBorders>
+              <w:top w:val="none" w:color="FFFFFF" w:sz="0"/>
+              <w:left w:val="none" w:color="FFFFFF" w:sz="0"/>
+              <w:bottom w:val="none" w:color="FFFFFF" w:sz="0"/>
+              <w:right w:val="none" w:color="FFFFFF" w:sz="0"/>
+            </w:tcBorders>
+            <w:shd w:fill="0D1F3C" w:val="clear"/>
+            <w:tcMar>
+              <w:top w:type="dxa" w:w="100"/>
+              <w:left w:type="dxa" w:w="120"/>
+              <w:bottom w:type="dxa" w:w="100"/>
+              <w:right w:type="dxa" w:w="120"/>
+            </w:tcMar>
+            <w:vAlign w:val="center"/>
+          </w:tcPr>
+          <w:p>
+            <w:r>
+              <w:rPr>
+                <w:rFonts w:ascii="Arial" w:cs="Arial" w:eastAsia="Arial" w:hAnsi="Arial"/>
+                <w:b/>
+                <w:bCs/>
+                <w:color w:val="FFFFFF"/>
+                <w:sz w:val="19"/>
+                <w:szCs w:val="19"/>
+              </w:rPr>
+              <w:t xml:space="preserve">Why</w:t>
+            </w:r>
+          </w:p>
+        </w:tc>
+      </w:tr>
+      <w:tr>
+        <w:tc>
+          <w:tcPr>
+            <w:tcW w:type="dxa" w:w="4800"/>
+            <w:tcBorders>
+              <w:top w:val="none" w:color="FFFFFF" w:sz="0"/>
+              <w:left w:val="none" w:color="FFFFFF" w:sz="0"/>
+              <w:bottom w:val="none" w:color="FFFFFF" w:sz="0"/>
+              <w:right w:val="none" w:color="FFFFFF" w:sz="0"/>
+            </w:tcBorders>
+            <w:shd w:fill="FFFFFF" w:val="clear"/>
+            <w:tcMar>
+              <w:top w:type="dxa" w:w="90"/>
+              <w:left w:type="dxa" w:w="120"/>
+              <w:bottom w:type="dxa" w:w="90"/>
+              <w:right w:type="dxa" w:w="120"/>
+            </w:tcMar>
+          </w:tcPr>
+          <w:p>
+            <w:r>
+              <w:rPr>
+                <w:rFonts w:ascii="Arial" w:cs="Arial" w:eastAsia="Arial" w:hAnsi="Arial"/>
+                <w:b/>
+                <w:bCs/>
+                <w:color w:val="1F2937"/>
+                <w:sz w:val="19"/>
+                <w:szCs w:val="19"/>
+              </w:rPr>
+              <w:t xml:space="preserve">Has the ROC curve been inspected near the actual deployment threshold, not just the AUC summary?</w:t>
+            </w:r>
+          </w:p>
+        </w:tc>
+        <w:tc>
+          <w:tcPr>
+            <w:tcW w:type="dxa" w:w="4560"/>
+            <w:tcBorders>
+              <w:top w:val="none" w:color="FFFFFF" w:sz="0"/>
+              <w:left w:val="none" w:color="FFFFFF" w:sz="0"/>
+              <w:bottom w:val="none" w:color="FFFFFF" w:sz="0"/>
+              <w:right w:val="none" w:color="FFFFFF" w:sz="0"/>
+            </w:tcBorders>
+            <w:shd w:fill="FFFFFF" w:val="clear"/>
+            <w:tcMar>
+              <w:top w:type="dxa" w:w="90"/>
+              <w:left w:type="dxa" w:w="120"/>
+              <w:bottom w:type="dxa" w:w="90"/>
+              <w:right w:type="dxa" w:w="120"/>
+            </w:tcMar>
+          </w:tcPr>
+          <w:p>
+            <w:r>
+              <w:rPr>
+                <w:rFonts w:ascii="Arial" w:cs="Arial" w:eastAsia="Arial" w:hAnsi="Arial"/>
+                <w:b w:val="false"/>
+                <w:bCs w:val="false"/>
+                <w:color w:val="1F2937"/>
+                <w:sz w:val="19"/>
+                <w:szCs w:val="19"/>
+              </w:rPr>
+              <w:t xml:space="preserve">AUC averages across all thresholds; deployment uses exactly one</w:t>
+            </w:r>
+          </w:p>
+        </w:tc>
+      </w:tr>
+      <w:tr>
+        <w:tc>
+          <w:tcPr>
+            <w:tcW w:type="dxa" w:w="4800"/>
+            <w:tcBorders>
+              <w:top w:val="none" w:color="FFFFFF" w:sz="0"/>
+              <w:left w:val="none" w:color="FFFFFF" w:sz="0"/>
+              <w:bottom w:val="none" w:color="FFFFFF" w:sz="0"/>
+              <w:right w:val="none" w:color="FFFFFF" w:sz="0"/>
+            </w:tcBorders>
+            <w:shd w:fill="F8FAFC" w:val="clear"/>
+            <w:tcMar>
+              <w:top w:type="dxa" w:w="90"/>
+              <w:left w:type="dxa" w:w="120"/>
+              <w:bottom w:type="dxa" w:w="90"/>
+              <w:right w:type="dxa" w:w="120"/>
+            </w:tcMar>
+          </w:tcPr>
+          <w:p>
+            <w:r>
+              <w:rPr>
+                <w:rFonts w:ascii="Arial" w:cs="Arial" w:eastAsia="Arial" w:hAnsi="Arial"/>
+                <w:b/>
+                <w:bCs/>
+                <w:color w:val="1F2937"/>
+                <w:sz w:val="19"/>
+                <w:szCs w:val="19"/>
+              </w:rPr>
+              <w:t xml:space="preserve">Was the chosen threshold validated against real error costs, not just Youden's J or distance-to-corner?</w:t>
+            </w:r>
+          </w:p>
+        </w:tc>
+        <w:tc>
+          <w:tcPr>
+            <w:tcW w:type="dxa" w:w="4560"/>
+            <w:tcBorders>
+              <w:top w:val="none" w:color="FFFFFF" w:sz="0"/>
+              <w:left w:val="none" w:color="FFFFFF" w:sz="0"/>
+              <w:bottom w:val="none" w:color="FFFFFF" w:sz="0"/>
+              <w:right w:val="none" w:color="FFFFFF" w:sz="0"/>
+            </w:tcBorders>
+            <w:shd w:fill="F8FAFC" w:val="clear"/>
+            <w:tcMar>
+              <w:top w:type="dxa" w:w="90"/>
+              <w:left w:type="dxa" w:w="120"/>
+              <w:bottom w:type="dxa" w:w="90"/>
+              <w:right w:type="dxa" w:w="120"/>
+            </w:tcMar>
+          </w:tcPr>
+          <w:p>
+            <w:r>
+              <w:rPr>
+                <w:rFonts w:ascii="Arial" w:cs="Arial" w:eastAsia="Arial" w:hAnsi="Arial"/>
+                <w:b w:val="false"/>
+                <w:bCs w:val="false"/>
+                <w:color w:val="1F2937"/>
+                <w:sz w:val="19"/>
+                <w:szCs w:val="19"/>
+              </w:rPr>
+              <w:t xml:space="preserve">Both formulas assume symmetric FP/FN cost, which is rarely true in practice</w:t>
+            </w:r>
+          </w:p>
+        </w:tc>
+      </w:tr>
+      <w:tr>
+        <w:tc>
+          <w:tcPr>
+            <w:tcW w:type="dxa" w:w="4800"/>
+            <w:tcBorders>
+              <w:top w:val="none" w:color="FFFFFF" w:sz="0"/>
+              <w:left w:val="none" w:color="FFFFFF" w:sz="0"/>
+              <w:bottom w:val="none" w:color="FFFFFF" w:sz="0"/>
+              <w:right w:val="none" w:color="FFFFFF" w:sz="0"/>
+            </w:tcBorders>
+            <w:shd w:fill="FFFFFF" w:val="clear"/>
+            <w:tcMar>
+              <w:top w:type="dxa" w:w="90"/>
+              <w:left w:type="dxa" w:w="120"/>
+              <w:bottom w:type="dxa" w:w="90"/>
+              <w:right w:type="dxa" w:w="120"/>
+            </w:tcMar>
+          </w:tcPr>
+          <w:p>
+            <w:r>
+              <w:rPr>
+                <w:rFonts w:ascii="Arial" w:cs="Arial" w:eastAsia="Arial" w:hAnsi="Arial"/>
+                <w:b/>
+                <w:bCs/>
+                <w:color w:val="1F2937"/>
+                <w:sz w:val="19"/>
+                <w:szCs w:val="19"/>
+              </w:rPr>
+              <w:t xml:space="preserve">Are rows in the dataset truly independent, or do some share an entity/time order?</w:t>
+            </w:r>
+          </w:p>
+        </w:tc>
+        <w:tc>
+          <w:tcPr>
+            <w:tcW w:type="dxa" w:w="4560"/>
+            <w:tcBorders>
+              <w:top w:val="none" w:color="FFFFFF" w:sz="0"/>
+              <w:left w:val="none" w:color="FFFFFF" w:sz="0"/>
+              <w:bottom w:val="none" w:color="FFFFFF" w:sz="0"/>
+              <w:right w:val="none" w:color="FFFFFF" w:sz="0"/>
+            </w:tcBorders>
+            <w:shd w:fill="FFFFFF" w:val="clear"/>
+            <w:tcMar>
+              <w:top w:type="dxa" w:w="90"/>
+              <w:left w:type="dxa" w:w="120"/>
+              <w:bottom w:type="dxa" w:w="90"/>
+              <w:right w:type="dxa" w:w="120"/>
+            </w:tcMar>
+          </w:tcPr>
+          <w:p>
+            <w:r>
+              <w:rPr>
+                <w:rFonts w:ascii="Arial" w:cs="Arial" w:eastAsia="Arial" w:hAnsi="Arial"/>
+                <w:b w:val="false"/>
+                <w:bCs w:val="false"/>
+                <w:color w:val="1F2937"/>
+                <w:sz w:val="19"/>
+                <w:szCs w:val="19"/>
+              </w:rPr>
+              <w:t xml:space="preserve">Plain K-Fold leaks information across folds when rows aren't i.i.d. — use GroupKFold or TimeSeriesSplit instead</w:t>
+            </w:r>
+          </w:p>
+        </w:tc>
+      </w:tr>
+      <w:tr>
+        <w:tc>
+          <w:tcPr>
+            <w:tcW w:type="dxa" w:w="4800"/>
+            <w:tcBorders>
+              <w:top w:val="none" w:color="FFFFFF" w:sz="0"/>
+              <w:left w:val="none" w:color="FFFFFF" w:sz="0"/>
+              <w:bottom w:val="none" w:color="FFFFFF" w:sz="0"/>
+              <w:right w:val="none" w:color="FFFFFF" w:sz="0"/>
+            </w:tcBorders>
+            <w:shd w:fill="F8FAFC" w:val="clear"/>
+            <w:tcMar>
+              <w:top w:type="dxa" w:w="90"/>
+              <w:left w:type="dxa" w:w="120"/>
+              <w:bottom w:type="dxa" w:w="90"/>
+              <w:right w:type="dxa" w:w="120"/>
+            </w:tcMar>
+          </w:tcPr>
+          <w:p>
+            <w:r>
+              <w:rPr>
+                <w:rFonts w:ascii="Arial" w:cs="Arial" w:eastAsia="Arial" w:hAnsi="Arial"/>
+                <w:b/>
+                <w:bCs/>
+                <w:color w:val="1F2937"/>
+                <w:sz w:val="19"/>
+                <w:szCs w:val="19"/>
+              </w:rPr>
+              <w:t xml:space="preserve">Has the standard deviation across CV folds been checked, not just the mean?</w:t>
+            </w:r>
+          </w:p>
+        </w:tc>
+        <w:tc>
+          <w:tcPr>
+            <w:tcW w:type="dxa" w:w="4560"/>
+            <w:tcBorders>
+              <w:top w:val="none" w:color="FFFFFF" w:sz="0"/>
+              <w:left w:val="none" w:color="FFFFFF" w:sz="0"/>
+              <w:bottom w:val="none" w:color="FFFFFF" w:sz="0"/>
+              <w:right w:val="none" w:color="FFFFFF" w:sz="0"/>
+            </w:tcBorders>
+            <w:shd w:fill="F8FAFC" w:val="clear"/>
+            <w:tcMar>
+              <w:top w:type="dxa" w:w="90"/>
+              <w:left w:type="dxa" w:w="120"/>
+              <w:bottom w:type="dxa" w:w="90"/>
+              <w:right w:type="dxa" w:w="120"/>
+            </w:tcMar>
+          </w:tcPr>
+          <w:p>
+            <w:r>
+              <w:rPr>
+                <w:rFonts w:ascii="Arial" w:cs="Arial" w:eastAsia="Arial" w:hAnsi="Arial"/>
+                <w:b w:val="false"/>
+                <w:bCs w:val="false"/>
+                <w:color w:val="1F2937"/>
+                <w:sz w:val="19"/>
+                <w:szCs w:val="19"/>
+              </w:rPr>
+              <w:t xml:space="preserve">Two settings can tie on average while one is far less stable across folds</w:t>
+            </w:r>
+          </w:p>
+        </w:tc>
+      </w:tr>
+      <w:tr>
+        <w:tc>
+          <w:tcPr>
+            <w:tcW w:type="dxa" w:w="4800"/>
+            <w:tcBorders>
+              <w:top w:val="none" w:color="FFFFFF" w:sz="0"/>
+              <w:left w:val="none" w:color="FFFFFF" w:sz="0"/>
+              <w:bottom w:val="none" w:color="FFFFFF" w:sz="0"/>
+              <w:right w:val="none" w:color="FFFFFF" w:sz="0"/>
+            </w:tcBorders>
+            <w:shd w:fill="FFFFFF" w:val="clear"/>
+            <w:tcMar>
+              <w:top w:type="dxa" w:w="90"/>
+              <w:left w:type="dxa" w:w="120"/>
+              <w:bottom w:type="dxa" w:w="90"/>
+              <w:right w:type="dxa" w:w="120"/>
+            </w:tcMar>
+          </w:tcPr>
+          <w:p>
+            <w:r>
+              <w:rPr>
+                <w:rFonts w:ascii="Arial" w:cs="Arial" w:eastAsia="Arial" w:hAnsi="Arial"/>
+                <w:b/>
+                <w:bCs/>
+                <w:color w:val="1F2937"/>
+                <w:sz w:val="19"/>
+                <w:szCs w:val="19"/>
+              </w:rPr>
+              <w:t xml:space="preserve">Has data leakage been checked upstream of the Pipeline's first step, not just inside it?</w:t>
+            </w:r>
+          </w:p>
+        </w:tc>
+        <w:tc>
+          <w:tcPr>
+            <w:tcW w:type="dxa" w:w="4560"/>
+            <w:tcBorders>
+              <w:top w:val="none" w:color="FFFFFF" w:sz="0"/>
+              <w:left w:val="none" w:color="FFFFFF" w:sz="0"/>
+              <w:bottom w:val="none" w:color="FFFFFF" w:sz="0"/>
+              <w:right w:val="none" w:color="FFFFFF" w:sz="0"/>
+            </w:tcBorders>
+            <w:shd w:fill="FFFFFF" w:val="clear"/>
+            <w:tcMar>
+              <w:top w:type="dxa" w:w="90"/>
+              <w:left w:type="dxa" w:w="120"/>
+              <w:bottom w:type="dxa" w:w="90"/>
+              <w:right w:type="dxa" w:w="120"/>
+            </w:tcMar>
+          </w:tcPr>
+          <w:p>
+            <w:r>
+              <w:rPr>
+                <w:rFonts w:ascii="Arial" w:cs="Arial" w:eastAsia="Arial" w:hAnsi="Arial"/>
+                <w:b w:val="false"/>
+                <w:bCs w:val="false"/>
+                <w:color w:val="1F2937"/>
+                <w:sz w:val="19"/>
+                <w:szCs w:val="19"/>
+              </w:rPr>
+              <w:t xml:space="preserve">A Pipeline only protects the steps it contains — feature engineering done before the split can still leak</w:t>
+            </w:r>
+          </w:p>
+        </w:tc>
+      </w:tr>
+    </w:tbl>
+    <w:p>
+      <w:r>
+        <w:rPr>
+          <w:rFonts w:ascii="Arial" w:cs="Arial" w:eastAsia="Arial" w:hAnsi="Arial"/>
+          <w:sz w:val="36"/>
+          <w:szCs w:val="36"/>
+        </w:rPr>
+        <w:t xml:space="preserve"> </w:t>
+      </w:r>
+    </w:p>
+    <w:p>
+      <w:pPr>
         <w:pBdr>
           <w:top w:val="single" w:color="2E75B6" w:sz="6" w:space="4"/>
         </w:pBdr>
@@ -13495,7 +14359,7 @@
           <w:sz w:val="18"/>
           <w:szCs w:val="18"/>
         </w:rPr>
-        <w:t xml:space="preserve">Date: 21 June 2026  |  ML-10: Pipeline/ColumnTransformer Design, ROC Curve, AUC, Cross-Validation  |  End of Notes</w:t>
+        <w:t xml:space="preserve">Date: 21 June 2026  |  ML-10: Pipeline/ColumnTransformer Design, ROC Curve, AUC, Cross-Validation, Senior Engineer Notes  |  End of Notes</w:t>
       </w:r>
     </w:p>
     <w:sectPr>
